--- a/Documentation.docx
+++ b/Documentation.docx
@@ -4,6 +4,65 @@
   <w:body>
     <w:p>
       <w:r>
+        <w:rPr>
+          <w:noProof/>
+        </w:rPr>
+        <w:drawing>
+          <wp:inline distT="0" distB="0" distL="0" distR="0" wp14:anchorId="113313F3" wp14:editId="56B711C6">
+            <wp:extent cx="2814638" cy="2761413"/>
+            <wp:effectExtent l="0" t="0" r="5080" b="1270"/>
+            <wp:docPr id="1649858218" name="Picture 2"/>
+            <wp:cNvGraphicFramePr>
+              <a:graphicFrameLocks xmlns:a="http://schemas.openxmlformats.org/drawingml/2006/main" noChangeAspect="1"/>
+            </wp:cNvGraphicFramePr>
+            <a:graphic xmlns:a="http://schemas.openxmlformats.org/drawingml/2006/main">
+              <a:graphicData uri="http://schemas.openxmlformats.org/drawingml/2006/picture">
+                <pic:pic xmlns:pic="http://schemas.openxmlformats.org/drawingml/2006/picture">
+                  <pic:nvPicPr>
+                    <pic:cNvPr id="0" name="Picture 3"/>
+                    <pic:cNvPicPr>
+                      <a:picLocks noChangeAspect="1" noChangeArrowheads="1"/>
+                    </pic:cNvPicPr>
+                  </pic:nvPicPr>
+                  <pic:blipFill>
+                    <a:blip r:embed="rId4" cstate="print">
+                      <a:extLst>
+                        <a:ext uri="{28A0092B-C50C-407E-A947-70E740481C1C}">
+                          <a14:useLocalDpi xmlns:a14="http://schemas.microsoft.com/office/drawing/2010/main" val="0"/>
+                        </a:ext>
+                      </a:extLst>
+                    </a:blip>
+                    <a:srcRect/>
+                    <a:stretch>
+                      <a:fillRect/>
+                    </a:stretch>
+                  </pic:blipFill>
+                  <pic:spPr bwMode="auto">
+                    <a:xfrm>
+                      <a:off x="0" y="0"/>
+                      <a:ext cx="2819297" cy="2765984"/>
+                    </a:xfrm>
+                    <a:prstGeom prst="rect">
+                      <a:avLst/>
+                    </a:prstGeom>
+                    <a:noFill/>
+                    <a:ln>
+                      <a:noFill/>
+                    </a:ln>
+                  </pic:spPr>
+                </pic:pic>
+              </a:graphicData>
+            </a:graphic>
+          </wp:inline>
+        </w:drawing>
+      </w:r>
+    </w:p>
+    <w:p/>
+    <w:p>
+      <w:r>
+        <w:rPr>
+          <w:noProof/>
+        </w:rPr>
         <w:drawing>
           <wp:inline distT="0" distB="0" distL="0" distR="0" wp14:anchorId="5C27BCDF" wp14:editId="7B859472">
             <wp:extent cx="4733960" cy="3181373"/>
@@ -20,7 +79,7 @@
                     <pic:cNvPicPr/>
                   </pic:nvPicPr>
                   <pic:blipFill>
-                    <a:blip r:embed="rId4"/>
+                    <a:blip r:embed="rId5"/>
                     <a:stretch>
                       <a:fillRect/>
                     </a:stretch>
@@ -49,6 +108,10 @@
     </w:p>
     <w:p>
       <w:r>
+        <w:rPr>
+          <w:noProof/>
+        </w:rPr>
+        <w:lastRenderedPageBreak/>
         <w:drawing>
           <wp:inline distT="0" distB="0" distL="0" distR="0" wp14:anchorId="7D0CAECA" wp14:editId="66630666">
             <wp:extent cx="2730500" cy="2047875"/>
@@ -67,7 +130,7 @@
                     </pic:cNvPicPr>
                   </pic:nvPicPr>
                   <pic:blipFill>
-                    <a:blip r:embed="rId5">
+                    <a:blip r:embed="rId6">
                       <a:extLst>
                         <a:ext uri="{28A0092B-C50C-407E-A947-70E740481C1C}">
                           <a14:useLocalDpi xmlns:a14="http://schemas.microsoft.com/office/drawing/2010/main" val="0"/>
@@ -103,13 +166,15 @@
     <w:p/>
     <w:p>
       <w:r>
-        <w:lastRenderedPageBreak/>
         <w:t>RPM Control</w:t>
       </w:r>
       <w:r>
         <w:br/>
       </w:r>
       <w:r>
+        <w:rPr>
+          <w:noProof/>
+        </w:rPr>
         <w:drawing>
           <wp:inline distT="0" distB="0" distL="0" distR="0" wp14:anchorId="76684EBD" wp14:editId="3C5EE077">
             <wp:extent cx="5943600" cy="2787015"/>
@@ -126,7 +191,7 @@
                     <pic:cNvPicPr/>
                   </pic:nvPicPr>
                   <pic:blipFill>
-                    <a:blip r:embed="rId6"/>
+                    <a:blip r:embed="rId7"/>
                     <a:stretch>
                       <a:fillRect/>
                     </a:stretch>
@@ -155,6 +220,10 @@
     </w:p>
     <w:p>
       <w:r>
+        <w:rPr>
+          <w:noProof/>
+        </w:rPr>
+        <w:lastRenderedPageBreak/>
         <w:drawing>
           <wp:inline distT="0" distB="0" distL="0" distR="0" wp14:anchorId="7AB0300B" wp14:editId="732E3E79">
             <wp:extent cx="2707517" cy="2790825"/>
@@ -171,7 +240,7 @@
                     <pic:cNvPicPr/>
                   </pic:nvPicPr>
                   <pic:blipFill>
-                    <a:blip r:embed="rId7"/>
+                    <a:blip r:embed="rId8"/>
                     <a:stretch>
                       <a:fillRect/>
                     </a:stretch>
@@ -195,7 +264,9 @@
     <w:p/>
     <w:p>
       <w:r>
-        <w:lastRenderedPageBreak/>
+        <w:rPr>
+          <w:noProof/>
+        </w:rPr>
         <w:drawing>
           <wp:inline distT="0" distB="0" distL="0" distR="0" wp14:anchorId="1202321C" wp14:editId="62E5BE87">
             <wp:extent cx="3614738" cy="3917897"/>
@@ -212,7 +283,7 @@
                     <pic:cNvPicPr/>
                   </pic:nvPicPr>
                   <pic:blipFill>
-                    <a:blip r:embed="rId8"/>
+                    <a:blip r:embed="rId9"/>
                     <a:stretch>
                       <a:fillRect/>
                     </a:stretch>
@@ -846,6 +917,7 @@
   <w:style w:type="character" w:default="1" w:styleId="DefaultParagraphFont">
     <w:name w:val="Default Paragraph Font"/>
     <w:uiPriority w:val="1"/>
+    <w:semiHidden/>
     <w:unhideWhenUsed/>
   </w:style>
   <w:style w:type="table" w:default="1" w:styleId="TableNormal">

--- a/Documentation.docx
+++ b/Documentation.docx
@@ -8,9 +8,9 @@
           <w:noProof/>
         </w:rPr>
         <w:drawing>
-          <wp:inline distT="0" distB="0" distL="0" distR="0" wp14:anchorId="113313F3" wp14:editId="56B711C6">
-            <wp:extent cx="2814638" cy="2761413"/>
-            <wp:effectExtent l="0" t="0" r="5080" b="1270"/>
+          <wp:inline distT="0" distB="0" distL="0" distR="0" wp14:anchorId="113313F3" wp14:editId="03F5FA67">
+            <wp:extent cx="2826508" cy="2773058"/>
+            <wp:effectExtent l="0" t="0" r="0" b="8255"/>
             <wp:docPr id="1649858218" name="Picture 2"/>
             <wp:cNvGraphicFramePr>
               <a:graphicFrameLocks xmlns:a="http://schemas.openxmlformats.org/drawingml/2006/main" noChangeAspect="1"/>
@@ -40,7 +40,7 @@
                   <pic:spPr bwMode="auto">
                     <a:xfrm>
                       <a:off x="0" y="0"/>
-                      <a:ext cx="2819297" cy="2765984"/>
+                      <a:ext cx="2831631" cy="2778084"/>
                     </a:xfrm>
                     <a:prstGeom prst="rect">
                       <a:avLst/>

--- a/Documentation.docx
+++ b/Documentation.docx
@@ -2,6 +2,46 @@
 <file path=word/document.xml><?xml version="1.0" encoding="utf-8"?>
 <w:document xmlns:wpc="http://schemas.microsoft.com/office/word/2010/wordprocessingCanvas" xmlns:cx="http://schemas.microsoft.com/office/drawing/2014/chartex" xmlns:cx1="http://schemas.microsoft.com/office/drawing/2015/9/8/chartex" xmlns:cx2="http://schemas.microsoft.com/office/drawing/2015/10/21/chartex" xmlns:cx3="http://schemas.microsoft.com/office/drawing/2016/5/9/chartex" xmlns:cx4="http://schemas.microsoft.com/office/drawing/2016/5/10/chartex" xmlns:cx5="http://schemas.microsoft.com/office/drawing/2016/5/11/chartex" xmlns:cx6="http://schemas.microsoft.com/office/drawing/2016/5/12/chartex" xmlns:cx7="http://schemas.microsoft.com/office/drawing/2016/5/13/chartex" xmlns:cx8="http://schemas.microsoft.com/office/drawing/2016/5/14/chartex" xmlns:mc="http://schemas.openxmlformats.org/markup-compatibility/2006" xmlns:aink="http://schemas.microsoft.com/office/drawing/2016/ink" xmlns:am3d="http://schemas.microsoft.com/office/drawing/2017/model3d" xmlns:o="urn:schemas-microsoft-com:office:office" xmlns:oel="http://schemas.microsoft.com/office/2019/extlst" xmlns:r="http://schemas.openxmlformats.org/officeDocument/2006/relationships" xmlns:m="http://schemas.openxmlformats.org/officeDocument/2006/math" xmlns:v="urn:schemas-microsoft-com:vml" xmlns:wp14="http://schemas.microsoft.com/office/word/2010/wordprocessingDrawing" xmlns:wp="http://schemas.openxmlformats.org/drawingml/2006/wordprocessingDrawing" xmlns:w10="urn:schemas-microsoft-com:office:word" xmlns:w="http://schemas.openxmlformats.org/wordprocessingml/2006/main" xmlns:w14="http://schemas.microsoft.com/office/word/2010/wordml" xmlns:w15="http://schemas.microsoft.com/office/word/2012/wordml" xmlns:w16cex="http://schemas.microsoft.com/office/word/2018/wordml/cex" xmlns:w16cid="http://schemas.microsoft.com/office/word/2016/wordml/cid" xmlns:w16="http://schemas.microsoft.com/office/word/2018/wordml" xmlns:w16du="http://schemas.microsoft.com/office/word/2023/wordml/word16du" xmlns:w16sdtdh="http://schemas.microsoft.com/office/word/2020/wordml/sdtdatahash" xmlns:w16sdtfl="http://schemas.microsoft.com/office/word/2024/wordml/sdtformatlock" xmlns:w16se="http://schemas.microsoft.com/office/word/2015/wordml/symex" xmlns:wpg="http://schemas.microsoft.com/office/word/2010/wordprocessingGroup" xmlns:wpi="http://schemas.microsoft.com/office/word/2010/wordprocessingInk" xmlns:wne="http://schemas.microsoft.com/office/word/2006/wordml" xmlns:wps="http://schemas.microsoft.com/office/word/2010/wordprocessingShape" mc:Ignorable="w14 w15 w16se w16cid w16 w16cex w16sdtdh w16sdtfl w16du wp14">
   <w:body>
+    <w:p>
+      <w:r>
+        <w:drawing>
+          <wp:inline distT="0" distB="0" distL="0" distR="0" wp14:anchorId="4B0FE98D" wp14:editId="2B6342B6">
+            <wp:extent cx="5943600" cy="3566160"/>
+            <wp:effectExtent l="0" t="0" r="0" b="0"/>
+            <wp:docPr id="1399345920" name="Picture 1"/>
+            <wp:cNvGraphicFramePr>
+              <a:graphicFrameLocks xmlns:a="http://schemas.openxmlformats.org/drawingml/2006/main" noChangeAspect="1"/>
+            </wp:cNvGraphicFramePr>
+            <a:graphic xmlns:a="http://schemas.openxmlformats.org/drawingml/2006/main">
+              <a:graphicData uri="http://schemas.openxmlformats.org/drawingml/2006/picture">
+                <pic:pic xmlns:pic="http://schemas.openxmlformats.org/drawingml/2006/picture">
+                  <pic:nvPicPr>
+                    <pic:cNvPr id="1399345920" name=""/>
+                    <pic:cNvPicPr/>
+                  </pic:nvPicPr>
+                  <pic:blipFill>
+                    <a:blip r:embed="rId4"/>
+                    <a:stretch>
+                      <a:fillRect/>
+                    </a:stretch>
+                  </pic:blipFill>
+                  <pic:spPr>
+                    <a:xfrm>
+                      <a:off x="0" y="0"/>
+                      <a:ext cx="5943600" cy="3566160"/>
+                    </a:xfrm>
+                    <a:prstGeom prst="rect">
+                      <a:avLst/>
+                    </a:prstGeom>
+                  </pic:spPr>
+                </pic:pic>
+              </a:graphicData>
+            </a:graphic>
+          </wp:inline>
+        </w:drawing>
+      </w:r>
+    </w:p>
+    <w:p/>
     <w:p>
       <w:r>
         <w:rPr>
@@ -25,7 +65,7 @@
                     </pic:cNvPicPr>
                   </pic:nvPicPr>
                   <pic:blipFill>
-                    <a:blip r:embed="rId4" cstate="print">
+                    <a:blip r:embed="rId5" cstate="print">
                       <a:extLst>
                         <a:ext uri="{28A0092B-C50C-407E-A947-70E740481C1C}">
                           <a14:useLocalDpi xmlns:a14="http://schemas.microsoft.com/office/drawing/2010/main" val="0"/>
@@ -63,6 +103,7 @@
         <w:rPr>
           <w:noProof/>
         </w:rPr>
+        <w:lastRenderedPageBreak/>
         <w:drawing>
           <wp:inline distT="0" distB="0" distL="0" distR="0" wp14:anchorId="5C27BCDF" wp14:editId="7B859472">
             <wp:extent cx="4733960" cy="3181373"/>
@@ -79,7 +120,7 @@
                     <pic:cNvPicPr/>
                   </pic:nvPicPr>
                   <pic:blipFill>
-                    <a:blip r:embed="rId5"/>
+                    <a:blip r:embed="rId6"/>
                     <a:stretch>
                       <a:fillRect/>
                     </a:stretch>
@@ -111,7 +152,6 @@
         <w:rPr>
           <w:noProof/>
         </w:rPr>
-        <w:lastRenderedPageBreak/>
         <w:drawing>
           <wp:inline distT="0" distB="0" distL="0" distR="0" wp14:anchorId="7D0CAECA" wp14:editId="66630666">
             <wp:extent cx="2730500" cy="2047875"/>
@@ -130,7 +170,7 @@
                     </pic:cNvPicPr>
                   </pic:nvPicPr>
                   <pic:blipFill>
-                    <a:blip r:embed="rId6">
+                    <a:blip r:embed="rId7">
                       <a:extLst>
                         <a:ext uri="{28A0092B-C50C-407E-A947-70E740481C1C}">
                           <a14:useLocalDpi xmlns:a14="http://schemas.microsoft.com/office/drawing/2010/main" val="0"/>
@@ -166,6 +206,7 @@
     <w:p/>
     <w:p>
       <w:r>
+        <w:lastRenderedPageBreak/>
         <w:t>RPM Control</w:t>
       </w:r>
       <w:r>
@@ -191,7 +232,7 @@
                     <pic:cNvPicPr/>
                   </pic:nvPicPr>
                   <pic:blipFill>
-                    <a:blip r:embed="rId7"/>
+                    <a:blip r:embed="rId8"/>
                     <a:stretch>
                       <a:fillRect/>
                     </a:stretch>
@@ -223,7 +264,6 @@
         <w:rPr>
           <w:noProof/>
         </w:rPr>
-        <w:lastRenderedPageBreak/>
         <w:drawing>
           <wp:inline distT="0" distB="0" distL="0" distR="0" wp14:anchorId="7AB0300B" wp14:editId="732E3E79">
             <wp:extent cx="2707517" cy="2790825"/>
@@ -240,7 +280,7 @@
                     <pic:cNvPicPr/>
                   </pic:nvPicPr>
                   <pic:blipFill>
-                    <a:blip r:embed="rId8"/>
+                    <a:blip r:embed="rId9"/>
                     <a:stretch>
                       <a:fillRect/>
                     </a:stretch>
@@ -267,6 +307,7 @@
         <w:rPr>
           <w:noProof/>
         </w:rPr>
+        <w:lastRenderedPageBreak/>
         <w:drawing>
           <wp:inline distT="0" distB="0" distL="0" distR="0" wp14:anchorId="1202321C" wp14:editId="62E5BE87">
             <wp:extent cx="3614738" cy="3917897"/>
@@ -283,7 +324,7 @@
                     <pic:cNvPicPr/>
                   </pic:nvPicPr>
                   <pic:blipFill>
-                    <a:blip r:embed="rId9"/>
+                    <a:blip r:embed="rId10"/>
                     <a:stretch>
                       <a:fillRect/>
                     </a:stretch>

--- a/Documentation.docx
+++ b/Documentation.docx
@@ -4,6 +4,9 @@
   <w:body>
     <w:p>
       <w:r>
+        <w:rPr>
+          <w:noProof/>
+        </w:rPr>
         <w:drawing>
           <wp:inline distT="0" distB="0" distL="0" distR="0" wp14:anchorId="4B0FE98D" wp14:editId="2B6342B6">
             <wp:extent cx="5943600" cy="3566160"/>
@@ -259,92 +262,8 @@
         <w:t>Target RPM: 500 and 1000</w:t>
       </w:r>
     </w:p>
-    <w:p>
-      <w:r>
-        <w:rPr>
-          <w:noProof/>
-        </w:rPr>
-        <w:drawing>
-          <wp:inline distT="0" distB="0" distL="0" distR="0" wp14:anchorId="7AB0300B" wp14:editId="732E3E79">
-            <wp:extent cx="2707517" cy="2790825"/>
-            <wp:effectExtent l="0" t="0" r="0" b="0"/>
-            <wp:docPr id="786682929" name="Picture 1"/>
-            <wp:cNvGraphicFramePr>
-              <a:graphicFrameLocks xmlns:a="http://schemas.openxmlformats.org/drawingml/2006/main" noChangeAspect="1"/>
-            </wp:cNvGraphicFramePr>
-            <a:graphic xmlns:a="http://schemas.openxmlformats.org/drawingml/2006/main">
-              <a:graphicData uri="http://schemas.openxmlformats.org/drawingml/2006/picture">
-                <pic:pic xmlns:pic="http://schemas.openxmlformats.org/drawingml/2006/picture">
-                  <pic:nvPicPr>
-                    <pic:cNvPr id="786682929" name=""/>
-                    <pic:cNvPicPr/>
-                  </pic:nvPicPr>
-                  <pic:blipFill>
-                    <a:blip r:embed="rId9"/>
-                    <a:stretch>
-                      <a:fillRect/>
-                    </a:stretch>
-                  </pic:blipFill>
-                  <pic:spPr>
-                    <a:xfrm>
-                      <a:off x="0" y="0"/>
-                      <a:ext cx="2717009" cy="2800609"/>
-                    </a:xfrm>
-                    <a:prstGeom prst="rect">
-                      <a:avLst/>
-                    </a:prstGeom>
-                  </pic:spPr>
-                </pic:pic>
-              </a:graphicData>
-            </a:graphic>
-          </wp:inline>
-        </w:drawing>
-      </w:r>
-    </w:p>
     <w:p/>
-    <w:p>
-      <w:r>
-        <w:rPr>
-          <w:noProof/>
-        </w:rPr>
-        <w:lastRenderedPageBreak/>
-        <w:drawing>
-          <wp:inline distT="0" distB="0" distL="0" distR="0" wp14:anchorId="1202321C" wp14:editId="62E5BE87">
-            <wp:extent cx="3614738" cy="3917897"/>
-            <wp:effectExtent l="0" t="0" r="5080" b="6985"/>
-            <wp:docPr id="1190961816" name="Picture 1"/>
-            <wp:cNvGraphicFramePr>
-              <a:graphicFrameLocks xmlns:a="http://schemas.openxmlformats.org/drawingml/2006/main" noChangeAspect="1"/>
-            </wp:cNvGraphicFramePr>
-            <a:graphic xmlns:a="http://schemas.openxmlformats.org/drawingml/2006/main">
-              <a:graphicData uri="http://schemas.openxmlformats.org/drawingml/2006/picture">
-                <pic:pic xmlns:pic="http://schemas.openxmlformats.org/drawingml/2006/picture">
-                  <pic:nvPicPr>
-                    <pic:cNvPr id="1190961816" name=""/>
-                    <pic:cNvPicPr/>
-                  </pic:nvPicPr>
-                  <pic:blipFill>
-                    <a:blip r:embed="rId10"/>
-                    <a:stretch>
-                      <a:fillRect/>
-                    </a:stretch>
-                  </pic:blipFill>
-                  <pic:spPr>
-                    <a:xfrm>
-                      <a:off x="0" y="0"/>
-                      <a:ext cx="3619072" cy="3922595"/>
-                    </a:xfrm>
-                    <a:prstGeom prst="rect">
-                      <a:avLst/>
-                    </a:prstGeom>
-                  </pic:spPr>
-                </pic:pic>
-              </a:graphicData>
-            </a:graphic>
-          </wp:inline>
-        </w:drawing>
-      </w:r>
-    </w:p>
+    <w:p/>
     <w:sectPr>
       <w:pgSz w:w="12240" w:h="15840"/>
       <w:pgMar w:top="1440" w:right="1440" w:bottom="1440" w:left="1440" w:header="720" w:footer="720" w:gutter="0"/>
